--- a/docs/literature/Literature_review_TMLE_II_Regimes_Policies_Designs_2020-2026.docx
+++ b/docs/literature/Literature_review_TMLE_II_Regimes_Policies_Designs_2020-2026.docx
@@ -258,7 +258,7 @@
         <w:t xml:space="preserve">Key equation:</w:t>
       </w:r>
       <w:r>
-        <w:t xml:space="preserve"> in OMML format, i.e. a native Word equation that can be edited with </w:t>
+        <w:t xml:space="preserve"> in OMML format, i.e. a Word math equation that can be edited with </w:t>
       </w:r>
       <w:r>
         <w:rPr>
@@ -7675,7 +7675,7 @@
             <w:vAlign w:val="top"/>
           </w:tcPr>
           <w:p>
-            <w:hyperlink w:history="1" r:id="rIdok2gfbzkasptfro50jjo4">
+            <w:hyperlink w:history="1" r:id="rIdlmytagrxfph5ssxwpwt3h">
               <w:r>
                 <w:rPr>
                   <w:color w:val="1D4ED8"/>
@@ -9139,7 +9139,7 @@
             <w:vAlign w:val="top"/>
           </w:tcPr>
           <w:p>
-            <w:hyperlink w:history="1" r:id="rIdk3k0yvdt0h6o4pwz55t9k">
+            <w:hyperlink w:history="1" r:id="rIdhiwscvbfbqbthhmayn5vz">
               <w:r>
                 <w:rPr>
                   <w:color w:val="1D4ED8"/>
@@ -10347,7 +10347,7 @@
             <w:vAlign w:val="top"/>
           </w:tcPr>
           <w:p>
-            <w:hyperlink w:history="1" r:id="rIds_pegynd4v56mfcng8nuu">
+            <w:hyperlink w:history="1" r:id="rIdjumwbubclrbucizbqii9l">
               <w:r>
                 <w:rPr>
                   <w:color w:val="1D4ED8"/>
@@ -11829,7 +11829,7 @@
             <w:vAlign w:val="top"/>
           </w:tcPr>
           <w:p>
-            <w:hyperlink w:history="1" r:id="rIduelqe7qy5ybblhhuou_en">
+            <w:hyperlink w:history="1" r:id="rIdseijs2kpsorpm5xtjhdjl">
               <w:r>
                 <w:rPr>
                   <w:color w:val="1D4ED8"/>
@@ -13220,7 +13220,7 @@
             <w:vAlign w:val="top"/>
           </w:tcPr>
           <w:p>
-            <w:hyperlink w:history="1" r:id="rIduut8sae-od2c3ljp9hwwi">
+            <w:hyperlink w:history="1" r:id="rId_2gi_3dqjju25fhbq_xre">
               <w:r>
                 <w:rPr>
                   <w:color w:val="1D4ED8"/>
@@ -14755,7 +14755,7 @@
             <w:vAlign w:val="top"/>
           </w:tcPr>
           <w:p>
-            <w:hyperlink w:history="1" r:id="rIdkayfz2szbnepeekcu8o3w">
+            <w:hyperlink w:history="1" r:id="rId89b0tqqk6hfcjoobj9i9g">
               <w:r>
                 <w:rPr>
                   <w:color w:val="1D4ED8"/>
@@ -16008,7 +16008,7 @@
             <w:vAlign w:val="top"/>
           </w:tcPr>
           <w:p>
-            <w:hyperlink w:history="1" r:id="rIdlhi6vbl94ipwz_c8c2bq6">
+            <w:hyperlink w:history="1" r:id="rIdhqvzpc2axifsocdcgldvq">
               <w:r>
                 <w:rPr>
                   <w:color w:val="1D4ED8"/>
@@ -17394,7 +17394,7 @@
             <w:vAlign w:val="top"/>
           </w:tcPr>
           <w:p>
-            <w:hyperlink w:history="1" r:id="rIdmele2sh7uknp65ap9i6fd">
+            <w:hyperlink w:history="1" r:id="rIdn8lgity8yml_2vbabnkmm">
               <w:r>
                 <w:rPr>
                   <w:color w:val="1D4ED8"/>
@@ -18830,7 +18830,7 @@
             <w:vAlign w:val="top"/>
           </w:tcPr>
           <w:p>
-            <w:hyperlink w:history="1" r:id="rIdldt4aqame1uafaipchtuv">
+            <w:hyperlink w:history="1" r:id="rId9sigk0clb24nhwlb29tvr">
               <w:r>
                 <w:rPr>
                   <w:color w:val="1D4ED8"/>
@@ -20192,7 +20192,7 @@
             <w:vAlign w:val="top"/>
           </w:tcPr>
           <w:p>
-            <w:hyperlink w:history="1" r:id="rIdqy0l71tgsu9gdqtd8l2yz">
+            <w:hyperlink w:history="1" r:id="rIdm7vovt-qkflyatfddzrqe">
               <w:r>
                 <w:rPr>
                   <w:color w:val="1D4ED8"/>
@@ -21737,7 +21737,7 @@
             <w:vAlign w:val="top"/>
           </w:tcPr>
           <w:p>
-            <w:hyperlink w:history="1" r:id="rIdfzpzfjonswvsfb3fsnrnr">
+            <w:hyperlink w:history="1" r:id="rIdm73ew4gyleczrz8yq3eb6">
               <w:r>
                 <w:rPr>
                   <w:color w:val="1D4ED8"/>
@@ -22971,7 +22971,7 @@
             <w:vAlign w:val="top"/>
           </w:tcPr>
           <w:p>
-            <w:hyperlink w:history="1" r:id="rIdidoq3ijt9hvikdeewwzbl">
+            <w:hyperlink w:history="1" r:id="rIdtua-7y2m7put48qsyprhq">
               <w:r>
                 <w:rPr>
                   <w:color w:val="1D4ED8"/>
@@ -24125,7 +24125,7 @@
             <w:vAlign w:val="top"/>
           </w:tcPr>
           <w:p>
-            <w:hyperlink w:history="1" r:id="rIdfmtnbx-ijjpnm9qhi-235">
+            <w:hyperlink w:history="1" r:id="rIdof7rxyoegg37gzbkjbprw">
               <w:r>
                 <w:rPr>
                   <w:color w:val="1D4ED8"/>
@@ -26044,7 +26044,7 @@
             <w:vAlign w:val="top"/>
           </w:tcPr>
           <w:p>
-            <w:hyperlink w:history="1" r:id="rIdk0_tjmzbxpondpbrslcqg">
+            <w:hyperlink w:history="1" r:id="rIdz2gm-1ftvpsjeemlgzw5x">
               <w:r>
                 <w:rPr>
                   <w:color w:val="1D4ED8"/>
@@ -27685,7 +27685,7 @@
             <w:vAlign w:val="top"/>
           </w:tcPr>
           <w:p>
-            <w:hyperlink w:history="1" r:id="rIdm6ft_9bz4li8063q3y47h">
+            <w:hyperlink w:history="1" r:id="rId0vcbkaptoi5pbpjusm2nd">
               <w:r>
                 <w:rPr>
                   <w:color w:val="1D4ED8"/>
@@ -29187,7 +29187,7 @@
             <w:vAlign w:val="top"/>
           </w:tcPr>
           <w:p>
-            <w:hyperlink w:history="1" r:id="rIdczbuwjlg5azzvtuchxzpc">
+            <w:hyperlink w:history="1" r:id="rIdf-rhp4gp_z8cijarowx80">
               <w:r>
                 <w:rPr>
                   <w:color w:val="1D4ED8"/>
@@ -30803,7 +30803,7 @@
             <w:vAlign w:val="top"/>
           </w:tcPr>
           <w:p>
-            <w:hyperlink w:history="1" r:id="rIdckzunph3lggrhezkkfkef">
+            <w:hyperlink w:history="1" r:id="rIdubljyvafpxspmckny3vfb">
               <w:r>
                 <w:rPr>
                   <w:color w:val="1D4ED8"/>
@@ -32207,7 +32207,7 @@
             <w:vAlign w:val="top"/>
           </w:tcPr>
           <w:p>
-            <w:hyperlink w:history="1" r:id="rId2cwwuhiusajynymjtoqje">
+            <w:hyperlink w:history="1" r:id="rIdn5m7u6wxgvuay9uayijvy">
               <w:r>
                 <w:rPr>
                   <w:color w:val="1D4ED8"/>
@@ -33664,7 +33664,7 @@
             <w:vAlign w:val="top"/>
           </w:tcPr>
           <w:p>
-            <w:hyperlink w:history="1" r:id="rIdrlq3h6kpr-olgske0o2-t">
+            <w:hyperlink w:history="1" r:id="rIde6igzxgjyedflaqbahb_0">
               <w:r>
                 <w:rPr>
                   <w:color w:val="1D4ED8"/>
@@ -34595,7 +34595,7 @@
             <w:vAlign w:val="top"/>
           </w:tcPr>
           <w:p>
-            <w:hyperlink w:history="1" r:id="rIdmjiw3qvui9xpllfmspjf1">
+            <w:hyperlink w:history="1" r:id="rId7w3x1d3ofctl98iafpjo_">
               <w:r>
                 <w:rPr>
                   <w:color w:val="1D4ED8"/>
@@ -38043,7 +38043,7 @@
               </w:rPr>
               <w:t xml:space="preserve">, PMLR 125, 3185–3205. </w:t>
             </w:r>
-            <w:hyperlink w:history="1" r:id="rId93hdfg8faqk__do1q9nho">
+            <w:hyperlink w:history="1" r:id="rIdw59ajz2g2zqafkts_j3re">
               <w:r>
                 <w:rPr>
                   <w:color w:val="1D4ED8"/>
@@ -38140,7 +38140,7 @@
               </w:rPr>
               <w:t xml:space="preserve">, PMLR 202, 35137–35150. </w:t>
             </w:r>
-            <w:hyperlink w:history="1" r:id="rIddruqpfog-kv6bmwuyjb_a">
+            <w:hyperlink w:history="1" r:id="rIdeu8l00kgszx_6mvrdzvio">
               <w:r>
                 <w:rPr>
                   <w:color w:val="1D4ED8"/>
@@ -38236,7 +38236,7 @@
               </w:rPr>
               <w:t xml:space="preserve">, 11(1), 20210067. </w:t>
             </w:r>
-            <w:hyperlink w:history="1" r:id="rIdr7ithclijh_fxulu5dzpx">
+            <w:hyperlink w:history="1" r:id="rId-h0y77exouhgm-m1kumlw">
               <w:r>
                 <w:rPr>
                   <w:color w:val="1D4ED8"/>
@@ -38333,7 +38333,7 @@
               </w:rPr>
               <w:t xml:space="preserve">, 79(2), 1029–1041. </w:t>
             </w:r>
-            <w:hyperlink w:history="1" r:id="rId3xpul9bxeadv-g1f8i74g">
+            <w:hyperlink w:history="1" r:id="rId0lzqz35becdmlqmtlzpov">
               <w:r>
                 <w:rPr>
                   <w:color w:val="1D4ED8"/>
@@ -38429,7 +38429,7 @@
               </w:rPr>
               <w:t xml:space="preserve">, 91(6), 2187–2217. </w:t>
             </w:r>
-            <w:hyperlink w:history="1" r:id="rIdu7y5scovph5yt3zcrgf8n">
+            <w:hyperlink w:history="1" r:id="rIdcsnfqx5fvnp5c0snoqlfp">
               <w:r>
                 <w:rPr>
                   <w:color w:val="1D4ED8"/>
@@ -38526,7 +38526,7 @@
               </w:rPr>
               <w:t xml:space="preserve">, 89(4), 1789–1823. </w:t>
             </w:r>
-            <w:hyperlink w:history="1" r:id="rIdteafe7xuuhm8xky_tihlo">
+            <w:hyperlink w:history="1" r:id="rIdacfjhaxc7w8fzfp9stl6g">
               <w:r>
                 <w:rPr>
                   <w:color w:val="1D4ED8"/>
@@ -38622,7 +38622,7 @@
               </w:rPr>
               <w:t xml:space="preserve">, 24(323), 1–86. </w:t>
             </w:r>
-            <w:hyperlink w:history="1" r:id="rId_ntsj3htiet3fmhjrr_2t">
+            <w:hyperlink w:history="1" r:id="rIdcbm1cvrgxtnywwunla7a7">
               <w:r>
                 <w:rPr>
                   <w:color w:val="1D4ED8"/>
@@ -43505,7 +43505,7 @@
         </w:rPr>
         <w:t xml:space="preserve"> </w:t>
       </w:r>
-      <w:hyperlink w:history="1" r:id="rId96x3n8lwyoui9zmu10fld">
+      <w:hyperlink w:history="1" r:id="rIdiuze5da_ydbjlvp0ag19-">
         <w:r>
           <w:rPr>
             <w:color w:val="1D4ED8"/>
@@ -43566,7 +43566,7 @@
         </w:rPr>
         <w:t xml:space="preserve"> </w:t>
       </w:r>
-      <w:hyperlink w:history="1" r:id="rIdxfczjn2ccphed_01gsi5v">
+      <w:hyperlink w:history="1" r:id="rIdwapzhrcnjz7ffxcsa8bjs">
         <w:r>
           <w:rPr>
             <w:color w:val="1D4ED8"/>
@@ -43627,7 +43627,7 @@
         </w:rPr>
         <w:t xml:space="preserve"> </w:t>
       </w:r>
-      <w:hyperlink w:history="1" r:id="rIdlhcuuxukibswlxxjte0mu">
+      <w:hyperlink w:history="1" r:id="rId_asgpoeqhbnnrwborvuru">
         <w:r>
           <w:rPr>
             <w:color w:val="1D4ED8"/>
@@ -43688,7 +43688,7 @@
         </w:rPr>
         <w:t xml:space="preserve"> </w:t>
       </w:r>
-      <w:hyperlink w:history="1" r:id="rIduzejta5hcwwaf6a4vknwd">
+      <w:hyperlink w:history="1" r:id="rId13r1iyuwts-1tk9zjkbpw">
         <w:r>
           <w:rPr>
             <w:color w:val="1D4ED8"/>
@@ -43749,7 +43749,7 @@
         </w:rPr>
         <w:t xml:space="preserve"> </w:t>
       </w:r>
-      <w:hyperlink w:history="1" r:id="rIdudwqhqa2mi0oycj8n_8ph">
+      <w:hyperlink w:history="1" r:id="rIdeu6isi8qkkazukw_g8sdx">
         <w:r>
           <w:rPr>
             <w:color w:val="1D4ED8"/>
@@ -43810,7 +43810,7 @@
         </w:rPr>
         <w:t xml:space="preserve"> </w:t>
       </w:r>
-      <w:hyperlink w:history="1" r:id="rIdxfzaqcjgkcavczjjx9ixz">
+      <w:hyperlink w:history="1" r:id="rIdvnkg3b_3exlpnpxbjlui-">
         <w:r>
           <w:rPr>
             <w:color w:val="1D4ED8"/>
@@ -43871,7 +43871,7 @@
         </w:rPr>
         <w:t xml:space="preserve"> </w:t>
       </w:r>
-      <w:hyperlink w:history="1" r:id="rId9oiv09as3dwzy7vir7sg1">
+      <w:hyperlink w:history="1" r:id="rIdkgleb-qpwy8opse7aeyna">
         <w:r>
           <w:rPr>
             <w:color w:val="1D4ED8"/>
@@ -43932,7 +43932,7 @@
         </w:rPr>
         <w:t xml:space="preserve"> </w:t>
       </w:r>
-      <w:hyperlink w:history="1" r:id="rIdnr8s_suvqomfu_1gllwne">
+      <w:hyperlink w:history="1" r:id="rIdgskrmwvgcmv1qxjuhe5vm">
         <w:r>
           <w:rPr>
             <w:color w:val="1D4ED8"/>
@@ -43993,7 +43993,7 @@
         </w:rPr>
         <w:t xml:space="preserve"> </w:t>
       </w:r>
-      <w:hyperlink w:history="1" r:id="rIdiiet1z-yeexgfx5pg5ixi">
+      <w:hyperlink w:history="1" r:id="rId7o0kcoxo7009unm4tvmrg">
         <w:r>
           <w:rPr>
             <w:color w:val="1D4ED8"/>
@@ -44054,7 +44054,7 @@
         </w:rPr>
         <w:t xml:space="preserve"> </w:t>
       </w:r>
-      <w:hyperlink w:history="1" r:id="rIdr1hapbva-sflfqi_-2_a6">
+      <w:hyperlink w:history="1" r:id="rId-s_vcrj8p9jk1ymtlvwku">
         <w:r>
           <w:rPr>
             <w:color w:val="1D4ED8"/>
@@ -44115,7 +44115,7 @@
         </w:rPr>
         <w:t xml:space="preserve"> </w:t>
       </w:r>
-      <w:hyperlink w:history="1" r:id="rId3tq8w6t8sl7rokc4bgkj-">
+      <w:hyperlink w:history="1" r:id="rIdik2akhwqptvzxh7aoe2yn">
         <w:r>
           <w:rPr>
             <w:color w:val="1D4ED8"/>
@@ -44176,7 +44176,7 @@
         </w:rPr>
         <w:t xml:space="preserve"> </w:t>
       </w:r>
-      <w:hyperlink w:history="1" r:id="rId1xb6z294v6caxikk19_uu">
+      <w:hyperlink w:history="1" r:id="rIdxcqcawzrqyikvk0n01qip">
         <w:r>
           <w:rPr>
             <w:color w:val="1D4ED8"/>
@@ -44237,7 +44237,7 @@
         </w:rPr>
         <w:t xml:space="preserve"> </w:t>
       </w:r>
-      <w:hyperlink w:history="1" r:id="rIdn2vv-u7j7pnipgqzhf6_r">
+      <w:hyperlink w:history="1" r:id="rIdxesz72nnddlyeks5x9k2y">
         <w:r>
           <w:rPr>
             <w:color w:val="1D4ED8"/>
@@ -44298,7 +44298,7 @@
         </w:rPr>
         <w:t xml:space="preserve"> </w:t>
       </w:r>
-      <w:hyperlink w:history="1" r:id="rIdwfk0yb7x0a2-xzrsupu2t">
+      <w:hyperlink w:history="1" r:id="rIdsqf2ncll0eqbyj5qz8kt3">
         <w:r>
           <w:rPr>
             <w:color w:val="1D4ED8"/>
@@ -44359,7 +44359,7 @@
         </w:rPr>
         <w:t xml:space="preserve"> </w:t>
       </w:r>
-      <w:hyperlink w:history="1" r:id="rIdqt3-60zilh204vk8b3nda">
+      <w:hyperlink w:history="1" r:id="rIdxnzvh2hw8abtyhht4tqem">
         <w:r>
           <w:rPr>
             <w:color w:val="1D4ED8"/>
@@ -44420,7 +44420,7 @@
         </w:rPr>
         <w:t xml:space="preserve"> </w:t>
       </w:r>
-      <w:hyperlink w:history="1" r:id="rId2ahuraqdfbydclt3ncuep">
+      <w:hyperlink w:history="1" r:id="rId-ykv5nb-ysuowcryhvaup">
         <w:r>
           <w:rPr>
             <w:color w:val="1D4ED8"/>
@@ -44481,7 +44481,7 @@
         </w:rPr>
         <w:t xml:space="preserve"> </w:t>
       </w:r>
-      <w:hyperlink w:history="1" r:id="rIdljorwekplmx2lkwhotidw">
+      <w:hyperlink w:history="1" r:id="rId_mfyra2rtyeivkhh1ejqj">
         <w:r>
           <w:rPr>
             <w:color w:val="1D4ED8"/>
@@ -44542,7 +44542,7 @@
         </w:rPr>
         <w:t xml:space="preserve"> </w:t>
       </w:r>
-      <w:hyperlink w:history="1" r:id="rId3cpz8aha7hrikxancb98x">
+      <w:hyperlink w:history="1" r:id="rIda4ehsclbtafmxmzskbndw">
         <w:r>
           <w:rPr>
             <w:color w:val="1D4ED8"/>
@@ -44603,7 +44603,7 @@
         </w:rPr>
         <w:t xml:space="preserve"> </w:t>
       </w:r>
-      <w:hyperlink w:history="1" r:id="rIdqiia5ev48yryuw-brv14k">
+      <w:hyperlink w:history="1" r:id="rIdohxiwaaun8k-pypink0-h">
         <w:r>
           <w:rPr>
             <w:color w:val="1D4ED8"/>
@@ -44664,7 +44664,7 @@
         </w:rPr>
         <w:t xml:space="preserve"> </w:t>
       </w:r>
-      <w:hyperlink w:history="1" r:id="rIdrvy8tvllmmmjuqcbbea6s">
+      <w:hyperlink w:history="1" r:id="rIdv0pavpo6mlv3pimridcug">
         <w:r>
           <w:rPr>
             <w:color w:val="1D4ED8"/>
@@ -44736,7 +44736,7 @@
         </w:rPr>
         <w:t xml:space="preserve"> </w:t>
       </w:r>
-      <w:hyperlink w:history="1" r:id="rIdiwbounymmmoit6pztnbdb">
+      <w:hyperlink w:history="1" r:id="rIdlr1sxsw269zdfdfyntrmu">
         <w:r>
           <w:rPr>
             <w:color w:val="1D4ED8"/>
@@ -44797,7 +44797,7 @@
         </w:rPr>
         <w:t xml:space="preserve"> </w:t>
       </w:r>
-      <w:hyperlink w:history="1" r:id="rIdaqlefis_-rbmd8mz6kvdf">
+      <w:hyperlink w:history="1" r:id="rIdqyxi5ibqarfg7bokkgjgm">
         <w:r>
           <w:rPr>
             <w:color w:val="1D4ED8"/>
@@ -44858,7 +44858,7 @@
         </w:rPr>
         <w:t xml:space="preserve"> </w:t>
       </w:r>
-      <w:hyperlink w:history="1" r:id="rIdje0bu2ilwfhfsnekotob0">
+      <w:hyperlink w:history="1" r:id="rIdt7jcntasn4veajbvduevu">
         <w:r>
           <w:rPr>
             <w:color w:val="1D4ED8"/>
@@ -44919,7 +44919,7 @@
         </w:rPr>
         <w:t xml:space="preserve"> </w:t>
       </w:r>
-      <w:hyperlink w:history="1" r:id="rId60tc5iw2n3h1yo_gyb4b7">
+      <w:hyperlink w:history="1" r:id="rIdaej8cq1iq7tdhz-m6pis7">
         <w:r>
           <w:rPr>
             <w:color w:val="1D4ED8"/>
@@ -44980,7 +44980,7 @@
         </w:rPr>
         <w:t xml:space="preserve"> </w:t>
       </w:r>
-      <w:hyperlink w:history="1" r:id="rIdrqqn90qlzqsk5phu_wwxn">
+      <w:hyperlink w:history="1" r:id="rIduz8vqr01qpudofksvaljh">
         <w:r>
           <w:rPr>
             <w:color w:val="1D4ED8"/>
@@ -45041,7 +45041,7 @@
         </w:rPr>
         <w:t xml:space="preserve"> </w:t>
       </w:r>
-      <w:hyperlink w:history="1" r:id="rIdwqpdyrdroq3xkpwyva0wz">
+      <w:hyperlink w:history="1" r:id="rIdi9ylir2yzxkt1q-y-_1xm">
         <w:r>
           <w:rPr>
             <w:color w:val="1D4ED8"/>
@@ -45102,7 +45102,7 @@
         </w:rPr>
         <w:t xml:space="preserve"> </w:t>
       </w:r>
-      <w:hyperlink w:history="1" r:id="rIduk1rbyogx83zhklcdgjax">
+      <w:hyperlink w:history="1" r:id="rIdhlfhkitvfhfztsajnkwhh">
         <w:r>
           <w:rPr>
             <w:color w:val="1D4ED8"/>
@@ -45163,7 +45163,7 @@
         </w:rPr>
         <w:t xml:space="preserve"> </w:t>
       </w:r>
-      <w:hyperlink w:history="1" r:id="rIder9lepgdcpwx-uuqarz8b">
+      <w:hyperlink w:history="1" r:id="rId1gpbvepdoffutsu3lb9-3">
         <w:r>
           <w:rPr>
             <w:color w:val="1D4ED8"/>
@@ -45224,7 +45224,7 @@
         </w:rPr>
         <w:t xml:space="preserve"> </w:t>
       </w:r>
-      <w:hyperlink w:history="1" r:id="rId7xjwh7zp6ycbkwj7jd2q3">
+      <w:hyperlink w:history="1" r:id="rIdem-fyepgpu20vrmw1dfvq">
         <w:r>
           <w:rPr>
             <w:color w:val="1D4ED8"/>
@@ -45285,7 +45285,7 @@
         </w:rPr>
         <w:t xml:space="preserve"> </w:t>
       </w:r>
-      <w:hyperlink w:history="1" r:id="rId4n0_czhmeredl0kvkpkno">
+      <w:hyperlink w:history="1" r:id="rIdr4fqkjaweysikypiuiw1v">
         <w:r>
           <w:rPr>
             <w:color w:val="1D4ED8"/>
@@ -45346,7 +45346,7 @@
         </w:rPr>
         <w:t xml:space="preserve"> </w:t>
       </w:r>
-      <w:hyperlink w:history="1" r:id="rIdsd2jyacn-vkd_9b5gg4dy">
+      <w:hyperlink w:history="1" r:id="rIdb3yjx577vyjgunrr_smvt">
         <w:r>
           <w:rPr>
             <w:color w:val="1D4ED8"/>
@@ -45407,7 +45407,7 @@
         </w:rPr>
         <w:t xml:space="preserve"> </w:t>
       </w:r>
-      <w:hyperlink w:history="1" r:id="rIdsstmbglbchygykm9roow5">
+      <w:hyperlink w:history="1" r:id="rIdodskja0yix_ufnxdqxjp4">
         <w:r>
           <w:rPr>
             <w:color w:val="1D4ED8"/>
@@ -45468,7 +45468,7 @@
         </w:rPr>
         <w:t xml:space="preserve"> </w:t>
       </w:r>
-      <w:hyperlink w:history="1" r:id="rIdkt34ep2semjknr9466xi-">
+      <w:hyperlink w:history="1" r:id="rIdyu1jdyfqpje6jo9_xspiy">
         <w:r>
           <w:rPr>
             <w:color w:val="1D4ED8"/>
@@ -45529,7 +45529,7 @@
         </w:rPr>
         <w:t xml:space="preserve"> </w:t>
       </w:r>
-      <w:hyperlink w:history="1" r:id="rIdiyb62qlfnujhtxp1lmsvk">
+      <w:hyperlink w:history="1" r:id="rIdpw4iabwtxcevxiqsexdnb">
         <w:r>
           <w:rPr>
             <w:color w:val="1D4ED8"/>
@@ -45590,7 +45590,7 @@
         </w:rPr>
         <w:t xml:space="preserve"> </w:t>
       </w:r>
-      <w:hyperlink w:history="1" r:id="rIdeznqcyf1sgdlf_3d7yvgr">
+      <w:hyperlink w:history="1" r:id="rIdia4n3ujhlebz9pfve48vd">
         <w:r>
           <w:rPr>
             <w:color w:val="1D4ED8"/>
@@ -45651,7 +45651,7 @@
         </w:rPr>
         <w:t xml:space="preserve"> </w:t>
       </w:r>
-      <w:hyperlink w:history="1" r:id="rIdoi4mowpq7ehyqkmsf48ez">
+      <w:hyperlink w:history="1" r:id="rIdq-op6ypwyzkc-_nsrzj5v">
         <w:r>
           <w:rPr>
             <w:color w:val="1D4ED8"/>
@@ -45712,7 +45712,7 @@
         </w:rPr>
         <w:t xml:space="preserve"> </w:t>
       </w:r>
-      <w:hyperlink w:history="1" r:id="rIdlediiw5m3ul5fbaz_d2nu">
+      <w:hyperlink w:history="1" r:id="rIdxi9rvoevfw_d-gylsp7zo">
         <w:r>
           <w:rPr>
             <w:color w:val="1D4ED8"/>
@@ -45773,7 +45773,7 @@
         </w:rPr>
         <w:t xml:space="preserve"> </w:t>
       </w:r>
-      <w:hyperlink w:history="1" r:id="rIdu_jubop6cdiwhbuq3pv47">
+      <w:hyperlink w:history="1" r:id="rId6vbyavzvouys_bg2azqwg">
         <w:r>
           <w:rPr>
             <w:color w:val="1D4ED8"/>
@@ -45834,7 +45834,7 @@
         </w:rPr>
         <w:t xml:space="preserve"> </w:t>
       </w:r>
-      <w:hyperlink w:history="1" r:id="rIdho_lyqepav9kxsbzwinsh">
+      <w:hyperlink w:history="1" r:id="rIdjlkqklg1egkwpakj-v7qq">
         <w:r>
           <w:rPr>
             <w:color w:val="1D4ED8"/>
@@ -45895,7 +45895,7 @@
         </w:rPr>
         <w:t xml:space="preserve"> </w:t>
       </w:r>
-      <w:hyperlink w:history="1" r:id="rId0n7wb3lcirlv48yhxlsb4">
+      <w:hyperlink w:history="1" r:id="rId6qmv1oj2ixfrpe6ccszug">
         <w:r>
           <w:rPr>
             <w:color w:val="1D4ED8"/>
